--- a/МатМодиИИ/ФОС/ОС_Б1.О.02.01_Иностранный_язык.docx
+++ b/МатМодиИИ/ФОС/ОС_Б1.О.02.01_Иностранный_язык.docx
@@ -8660,6 +8660,32 @@
           <w:lang w:val="ru"/>
         </w:rPr>
         <w:t>ОЦЕНОЧНЫЕ МАТЕРИАЛЫ ДЛЯ ПРОВЕДЕНИЯ ТЕКУЩЕГО КОНТРОЛЯ ОБУЧАЮЩИХСЯ ПО ДИСЦИПЛИНЕ (МОДУЛЮ)</w:t>
+      </w:r>
+    </w:p>
+    <w:p>
+      <w:r>
+        <w:t>Дополнительные формы и материалы текущего контроля</w:t>
+      </w:r>
+    </w:p>
+    <w:p>
+      <w:pPr>
+        <w:spacing w:after="0" w:line="240" w:lineRule="auto"/>
+        <w:ind w:firstLine="567"/>
+        <w:rPr>
+          <w:rFonts w:ascii="Times New Roman" w:hAnsi="Times New Roman"/>
+          <w:sz w:val="28"/>
+          <w:szCs w:val="24"/>
+          <w:lang w:eastAsia="ru-RU"/>
+        </w:rPr>
+      </w:pPr>
+      <w:r>
+        <w:rPr>
+          <w:rFonts w:ascii="Times New Roman" w:hAnsi="Times New Roman"/>
+          <w:sz w:val="28"/>
+          <w:szCs w:val="24"/>
+          <w:lang w:eastAsia="ru-RU"/>
+        </w:rPr>
+        <w:t>-собеседование по теме;</w:t>
       </w:r>
     </w:p>
     <w:p>
@@ -11888,7 +11914,6 @@
         <w:rPr>
           <w:lang w:val="ru"/>
         </w:rPr>
-        <w:br w:type="page"/>
       </w:r>
       <w:r>
         <w:rPr>
@@ -13887,7 +13912,6 @@
         <w:rPr>
           <w:lang w:val="ru"/>
         </w:rPr>
-        <w:br w:type="page"/>
       </w:r>
       <w:r>
         <w:rPr>
